--- a/ex01.docx
+++ b/ex01.docx
@@ -105,6 +105,12 @@
             <w:insideH w:val="single" w:color="auto" w:sz="4" w:space="0"/>
             <w:insideV w:val="single" w:color="auto" w:sz="4" w:space="0"/>
           </w:tblBorders>
+          <w:tblCellMar>
+            <w:top w:w="0" w:type="dxa"/>
+            <w:left w:w="10" w:type="dxa"/>
+            <w:bottom w:w="0" w:type="dxa"/>
+            <w:right w:w="10" w:type="dxa"/>
+          </w:tblCellMar>
         </w:tblPrEx>
         <w:tc>
           <w:tcPr>
@@ -878,8 +884,6 @@
         </w:rPr>
         <w:t>-&gt;</w:t>
       </w:r>
-      <w:bookmarkStart w:id="0" w:name="_GoBack"/>
-      <w:bookmarkEnd w:id="0"/>
       <w:r>
         <w:rPr>
           <w:rFonts w:hint="default" w:ascii="Arial" w:hAnsi="Arial" w:eastAsia="Times New Roman" w:cs="Arial"/>
@@ -1059,37 +1063,8 @@
         </w:rPr>
         <w:t>Là một admin, tôi muốn xuất báo cáo doanh thu ra file Excel, để gửi cho ban giám đốc.</w:t>
       </w:r>
-    </w:p>
-    <w:p>
-      <w:pPr>
-        <w:keepNext w:val="0"/>
-        <w:keepLines w:val="0"/>
-        <w:pageBreakBefore w:val="0"/>
-        <w:widowControl/>
-        <w:kinsoku/>
-        <w:wordWrap/>
-        <w:overflowPunct/>
-        <w:topLinePunct w:val="0"/>
-        <w:autoSpaceDE/>
-        <w:autoSpaceDN/>
-        <w:bidi w:val="0"/>
-        <w:adjustRightInd/>
-        <w:snapToGrid/>
-        <w:spacing w:after="100" w:line="360" w:lineRule="auto"/>
-        <w:textAlignment w:val="auto"/>
-        <w:rPr>
-          <w:rFonts w:hint="default" w:ascii="Arial" w:hAnsi="Arial" w:cs="Arial"/>
-        </w:rPr>
-      </w:pPr>
-      <w:r>
-        <w:rPr>
-          <w:rFonts w:hint="default" w:ascii="Arial" w:hAnsi="Arial" w:eastAsia="Times New Roman" w:cs="Arial"/>
-          <w:color w:val="000000"/>
-          <w:sz w:val="26"/>
-          <w:szCs w:val="26"/>
-        </w:rPr>
-        <w:t>Ghi chú: phần lọc theo khu vực, theo nhà hàng và tự gửi email chưa làm ngay, để lại backlog làm story riêng sau.</w:t>
-      </w:r>
+      <w:bookmarkStart w:id="0" w:name="_GoBack"/>
+      <w:bookmarkEnd w:id="0"/>
     </w:p>
     <w:p>
       <w:pPr>
@@ -2216,7 +2191,7 @@
     <w:lsdException w:unhideWhenUsed="0" w:uiPriority="0" w:semiHidden="0" w:name="toc 8"/>
     <w:lsdException w:unhideWhenUsed="0" w:uiPriority="0" w:semiHidden="0" w:name="toc 9"/>
     <w:lsdException w:unhideWhenUsed="0" w:uiPriority="0" w:semiHidden="0" w:name="Normal Indent"/>
-    <w:lsdException w:uiPriority="99" w:name="footnote text"/>
+    <w:lsdException w:qFormat="1" w:uiPriority="99" w:name="footnote text"/>
     <w:lsdException w:unhideWhenUsed="0" w:uiPriority="0" w:semiHidden="0" w:name="annotation text"/>
     <w:lsdException w:unhideWhenUsed="0" w:uiPriority="0" w:semiHidden="0" w:name="header"/>
     <w:lsdException w:unhideWhenUsed="0" w:uiPriority="0" w:semiHidden="0" w:name="footer"/>
@@ -2225,12 +2200,12 @@
     <w:lsdException w:unhideWhenUsed="0" w:uiPriority="0" w:semiHidden="0" w:name="table of figures"/>
     <w:lsdException w:unhideWhenUsed="0" w:uiPriority="0" w:semiHidden="0" w:name="envelope address"/>
     <w:lsdException w:unhideWhenUsed="0" w:uiPriority="0" w:semiHidden="0" w:name="envelope return"/>
-    <w:lsdException w:uiPriority="99" w:name="footnote reference"/>
+    <w:lsdException w:qFormat="1" w:uiPriority="99" w:name="footnote reference"/>
     <w:lsdException w:unhideWhenUsed="0" w:uiPriority="0" w:semiHidden="0" w:name="annotation reference"/>
     <w:lsdException w:unhideWhenUsed="0" w:uiPriority="0" w:semiHidden="0" w:name="line number"/>
     <w:lsdException w:unhideWhenUsed="0" w:uiPriority="0" w:semiHidden="0" w:name="page number"/>
-    <w:lsdException w:uiPriority="99" w:name="endnote reference"/>
-    <w:lsdException w:uiPriority="99" w:name="endnote text"/>
+    <w:lsdException w:qFormat="1" w:uiPriority="99" w:name="endnote reference"/>
+    <w:lsdException w:qFormat="1" w:uiPriority="99" w:name="endnote text"/>
     <w:lsdException w:unhideWhenUsed="0" w:uiPriority="0" w:semiHidden="0" w:name="table of authorities"/>
     <w:lsdException w:unhideWhenUsed="0" w:uiPriority="0" w:semiHidden="0" w:name="macro"/>
     <w:lsdException w:unhideWhenUsed="0" w:uiPriority="0" w:semiHidden="0" w:name="toa heading"/>
@@ -2272,7 +2247,7 @@
     <w:lsdException w:unhideWhenUsed="0" w:uiPriority="0" w:semiHidden="0" w:name="Body Text Indent 2"/>
     <w:lsdException w:unhideWhenUsed="0" w:uiPriority="0" w:semiHidden="0" w:name="Body Text Indent 3"/>
     <w:lsdException w:unhideWhenUsed="0" w:uiPriority="0" w:semiHidden="0" w:name="Block Text"/>
-    <w:lsdException w:uiPriority="99" w:semiHidden="0" w:name="Hyperlink"/>
+    <w:lsdException w:qFormat="1" w:uiPriority="99" w:semiHidden="0" w:name="Hyperlink"/>
     <w:lsdException w:unhideWhenUsed="0" w:uiPriority="0" w:semiHidden="0" w:name="FollowedHyperlink"/>
     <w:lsdException w:qFormat="1" w:unhideWhenUsed="0" w:uiPriority="0" w:semiHidden="0" w:name="Strong"/>
     <w:lsdException w:qFormat="1" w:unhideWhenUsed="0" w:uiPriority="0" w:semiHidden="0" w:name="Emphasis"/>
@@ -2546,6 +2521,7 @@
     <w:name w:val="endnote reference"/>
     <w:semiHidden/>
     <w:unhideWhenUsed/>
+    <w:qFormat/>
     <w:uiPriority w:val="99"/>
     <w:rPr>
       <w:vertAlign w:val="superscript"/>
@@ -2556,6 +2532,7 @@
     <w:link w:val="18"/>
     <w:semiHidden/>
     <w:unhideWhenUsed/>
+    <w:qFormat/>
     <w:uiPriority w:val="99"/>
     <w:pPr>
       <w:spacing w:after="0" w:line="240" w:lineRule="auto"/>
@@ -2571,6 +2548,7 @@
     <w:name w:val="footnote reference"/>
     <w:semiHidden/>
     <w:unhideWhenUsed/>
+    <w:qFormat/>
     <w:uiPriority w:val="99"/>
     <w:rPr>
       <w:vertAlign w:val="superscript"/>
@@ -2581,6 +2559,7 @@
     <w:link w:val="17"/>
     <w:semiHidden/>
     <w:unhideWhenUsed/>
+    <w:qFormat/>
     <w:uiPriority w:val="99"/>
     <w:pPr>
       <w:spacing w:after="0" w:line="240" w:lineRule="auto"/>
@@ -2595,6 +2574,7 @@
   <w:style w:type="character" w:styleId="14">
     <w:name w:val="Hyperlink"/>
     <w:unhideWhenUsed/>
+    <w:qFormat/>
     <w:uiPriority w:val="99"/>
     <w:rPr>
       <w:color w:val="0563C1"/>
@@ -2628,6 +2608,7 @@
     <w:link w:val="13"/>
     <w:semiHidden/>
     <w:unhideWhenUsed/>
+    <w:qFormat/>
     <w:uiPriority w:val="99"/>
     <w:rPr>
       <w:sz w:val="20"/>
@@ -2639,6 +2620,7 @@
     <w:link w:val="11"/>
     <w:semiHidden/>
     <w:unhideWhenUsed/>
+    <w:qFormat/>
     <w:uiPriority w:val="99"/>
     <w:rPr>
       <w:sz w:val="20"/>
